--- a/docao5/Reflexoes_2014_posts_content.docx
+++ b/docao5/Reflexoes_2014_posts_content.docx
@@ -12,9 +12,6 @@
       </w:r>
     </w:p>
     <w:p>
-      <w:r>
-        <w:t xml:space="preserve">URL: </w:t>
-      </w:r>
       <w:hyperlink r:id="rId9">
         <w:r>
           <w:t>http://www.reflexoesdofilosofo.blog.br/2014/12/a-questao-nao-e-que-o-real-seja.html</w:t>
@@ -77,9 +74,6 @@
       </w:r>
     </w:p>
     <w:p>
-      <w:r>
-        <w:t xml:space="preserve">URL: </w:t>
-      </w:r>
       <w:hyperlink r:id="rId10">
         <w:r>
           <w:t>http://www.reflexoesdofilosofo.blog.br/2014/12/elasticidade.html</w:t>
@@ -144,9 +138,6 @@
       </w:r>
     </w:p>
     <w:p>
-      <w:r>
-        <w:t xml:space="preserve">URL: </w:t>
-      </w:r>
       <w:hyperlink r:id="rId11">
         <w:r>
           <w:t>http://www.reflexoesdofilosofo.blog.br/2014/12/arte-popular.html</w:t>
@@ -213,9 +204,6 @@
       </w:r>
     </w:p>
     <w:p>
-      <w:r>
-        <w:t xml:space="preserve">URL: </w:t>
-      </w:r>
       <w:hyperlink r:id="rId12">
         <w:r>
           <w:t>http://www.reflexoesdofilosofo.blog.br/2014/12/a-filosofia-e-os-professores-sob-o.html</w:t>
@@ -258,9 +246,6 @@
       </w:r>
     </w:p>
     <w:p>
-      <w:r>
-        <w:t xml:space="preserve">URL: </w:t>
-      </w:r>
       <w:hyperlink r:id="rId13">
         <w:r>
           <w:t>http://www.reflexoesdofilosofo.blog.br/2014/11/a-biblioteca-de-babel.html</w:t>
@@ -405,9 +390,6 @@
       </w:r>
     </w:p>
     <w:p>
-      <w:r>
-        <w:t xml:space="preserve">URL: </w:t>
-      </w:r>
       <w:hyperlink r:id="rId14">
         <w:r>
           <w:t>http://www.reflexoesdofilosofo.blog.br/2014/11/um.html</w:t>
@@ -468,9 +450,6 @@
       </w:r>
     </w:p>
     <w:p>
-      <w:r>
-        <w:t xml:space="preserve">URL: </w:t>
-      </w:r>
       <w:hyperlink r:id="rId15">
         <w:r>
           <w:t>http://www.reflexoesdofilosofo.blog.br/2014/11/uma-reflexao-sobre-educacao-dicotomia.html</w:t>
@@ -675,9 +654,6 @@
       </w:r>
     </w:p>
     <w:p>
-      <w:r>
-        <w:t xml:space="preserve">URL: </w:t>
-      </w:r>
       <w:hyperlink r:id="rId16">
         <w:r>
           <w:t>http://www.reflexoesdofilosofo.blog.br/2014/11/midia.html</w:t>
@@ -748,9 +724,6 @@
       </w:r>
     </w:p>
     <w:p>
-      <w:r>
-        <w:t xml:space="preserve">URL: </w:t>
-      </w:r>
       <w:hyperlink r:id="rId17">
         <w:r>
           <w:t>http://www.reflexoesdofilosofo.blog.br/2014/11/corrupcao.html</w:t>
@@ -802,9 +775,6 @@
       </w:r>
     </w:p>
     <w:p>
-      <w:r>
-        <w:t xml:space="preserve">URL: </w:t>
-      </w:r>
       <w:hyperlink r:id="rId18">
         <w:r>
           <w:t>http://www.reflexoesdofilosofo.blog.br/2014/10/mauthner-e-o-mundo-fenomenico.html</w:t>
@@ -945,9 +915,6 @@
       </w:r>
     </w:p>
     <w:p>
-      <w:r>
-        <w:t xml:space="preserve">URL: </w:t>
-      </w:r>
       <w:hyperlink r:id="rId19">
         <w:r>
           <w:t>http://www.reflexoesdofilosofo.blog.br/2014/10/hannah-autoridade-e-conservacao.html</w:t>
@@ -1086,9 +1053,6 @@
       </w:r>
     </w:p>
     <w:p>
-      <w:r>
-        <w:t xml:space="preserve">URL: </w:t>
-      </w:r>
       <w:hyperlink r:id="rId20">
         <w:r>
           <w:t>http://www.reflexoesdofilosofo.blog.br/2014/10/engatinhando-na-linguagem.html</w:t>
@@ -1176,9 +1140,6 @@
       </w:r>
     </w:p>
     <w:p>
-      <w:r>
-        <w:t xml:space="preserve">URL: </w:t>
-      </w:r>
       <w:hyperlink r:id="rId21">
         <w:r>
           <w:t>http://www.reflexoesdofilosofo.blog.br/2014/10/few-words-about-marxism.html</w:t>
@@ -1233,9 +1194,6 @@
       </w:r>
     </w:p>
     <w:p>
-      <w:r>
-        <w:t xml:space="preserve">URL: </w:t>
-      </w:r>
       <w:hyperlink r:id="rId22">
         <w:r>
           <w:t>http://www.reflexoesdofilosofo.blog.br/2014/10/marx-para-jovens.html</w:t>
@@ -1351,9 +1309,6 @@
       </w:r>
     </w:p>
     <w:p>
-      <w:r>
-        <w:t xml:space="preserve">URL: </w:t>
-      </w:r>
       <w:hyperlink r:id="rId23">
         <w:r>
           <w:t>http://www.reflexoesdofilosofo.blog.br/2014/09/um-pouco-de-ficcao.html</w:t>
@@ -1542,9 +1497,6 @@
       </w:r>
     </w:p>
     <w:p>
-      <w:r>
-        <w:t xml:space="preserve">URL: </w:t>
-      </w:r>
       <w:hyperlink r:id="rId24">
         <w:r>
           <w:t>http://www.reflexoesdofilosofo.blog.br/2014/09/patologia.html</w:t>
@@ -1652,9 +1604,6 @@
       </w:r>
     </w:p>
     <w:p>
-      <w:r>
-        <w:t xml:space="preserve">URL: </w:t>
-      </w:r>
       <w:hyperlink r:id="rId25">
         <w:r>
           <w:t>http://www.reflexoesdofilosofo.blog.br/2014/09/ha-muito-por-fazer.html</w:t>
@@ -1721,9 +1670,6 @@
       </w:r>
     </w:p>
     <w:p>
-      <w:r>
-        <w:t xml:space="preserve">URL: </w:t>
-      </w:r>
       <w:hyperlink r:id="rId26">
         <w:r>
           <w:t>http://www.reflexoesdofilosofo.blog.br/2014/08/serie-3-perguntas-eu-respondo.html</w:t>
@@ -1759,9 +1705,6 @@
       </w:r>
     </w:p>
     <w:p>
-      <w:r>
-        <w:t xml:space="preserve">URL: </w:t>
-      </w:r>
       <w:hyperlink r:id="rId27">
         <w:r>
           <w:t>http://www.reflexoesdofilosofo.blog.br/2014/08/o-valor-da-teoria-marxista.html</w:t>
@@ -1846,9 +1789,6 @@
       </w:r>
     </w:p>
     <w:p>
-      <w:r>
-        <w:t xml:space="preserve">URL: </w:t>
-      </w:r>
       <w:hyperlink r:id="rId28">
         <w:r>
           <w:t>http://www.reflexoesdofilosofo.blog.br/2014/08/reverberacao.html</w:t>
@@ -1898,9 +1838,6 @@
       </w:r>
     </w:p>
     <w:p>
-      <w:r>
-        <w:t xml:space="preserve">URL: </w:t>
-      </w:r>
       <w:hyperlink r:id="rId29">
         <w:r>
           <w:t>http://www.reflexoesdofilosofo.blog.br/2014/08/dinheiro.html</w:t>
@@ -1974,9 +1911,6 @@
       </w:r>
     </w:p>
     <w:p>
-      <w:r>
-        <w:t xml:space="preserve">URL: </w:t>
-      </w:r>
       <w:hyperlink r:id="rId30">
         <w:r>
           <w:t>http://www.reflexoesdofilosofo.blog.br/2014/07/em-um-boteco-real-de-copacabana.html</w:t>
@@ -2051,9 +1985,6 @@
       </w:r>
     </w:p>
     <w:p>
-      <w:r>
-        <w:t xml:space="preserve">URL: </w:t>
-      </w:r>
       <w:hyperlink r:id="rId31">
         <w:r>
           <w:t>http://www.reflexoesdofilosofo.blog.br/2014/06/a-dama-e-o-vagabundo.html</w:t>
@@ -2132,9 +2063,6 @@
       </w:r>
     </w:p>
     <w:p>
-      <w:r>
-        <w:t xml:space="preserve">URL: </w:t>
-      </w:r>
       <w:hyperlink r:id="rId32">
         <w:r>
           <w:t>http://www.reflexoesdofilosofo.blog.br/2014/06/vai-tomar-no-cu.html</w:t>
@@ -2223,9 +2151,6 @@
       </w:r>
     </w:p>
     <w:p>
-      <w:r>
-        <w:t xml:space="preserve">URL: </w:t>
-      </w:r>
       <w:hyperlink r:id="rId33">
         <w:r>
           <w:t>http://www.reflexoesdofilosofo.blog.br/2014/05/greve-2014.html</w:t>
@@ -2302,9 +2227,6 @@
       </w:r>
     </w:p>
     <w:p>
-      <w:r>
-        <w:t xml:space="preserve">URL: </w:t>
-      </w:r>
       <w:hyperlink r:id="rId34">
         <w:r>
           <w:t>http://www.reflexoesdofilosofo.blog.br/2014/05/olhar-se.html</w:t>
@@ -2357,9 +2279,6 @@
       </w:r>
     </w:p>
     <w:p>
-      <w:r>
-        <w:t xml:space="preserve">URL: </w:t>
-      </w:r>
       <w:hyperlink r:id="rId35">
         <w:r>
           <w:t>http://www.reflexoesdofilosofo.blog.br/2014/05/alguem.html</w:t>
@@ -2411,9 +2330,6 @@
       </w:r>
     </w:p>
     <w:p>
-      <w:r>
-        <w:t xml:space="preserve">URL: </w:t>
-      </w:r>
       <w:hyperlink r:id="rId36">
         <w:r>
           <w:t>http://www.reflexoesdofilosofo.blog.br/2014/05/mundos-possiveis.html</w:t>
@@ -2556,9 +2472,6 @@
       </w:r>
     </w:p>
     <w:p>
-      <w:r>
-        <w:t xml:space="preserve">URL: </w:t>
-      </w:r>
       <w:hyperlink r:id="rId37">
         <w:r>
           <w:t>http://www.reflexoesdofilosofo.blog.br/2014/04/decisao.html</w:t>
@@ -2613,9 +2526,6 @@
       </w:r>
     </w:p>
     <w:p>
-      <w:r>
-        <w:t xml:space="preserve">URL: </w:t>
-      </w:r>
       <w:hyperlink r:id="rId38">
         <w:r>
           <w:t>http://www.reflexoesdofilosofo.blog.br/2014/04/argumentacao.html</w:t>
@@ -2718,9 +2628,6 @@
       </w:r>
     </w:p>
     <w:p>
-      <w:r>
-        <w:t xml:space="preserve">URL: </w:t>
-      </w:r>
       <w:hyperlink r:id="rId39">
         <w:r>
           <w:t>http://www.reflexoesdofilosofo.blog.br/2014/03/falas.html</w:t>
@@ -2811,9 +2718,6 @@
       </w:r>
     </w:p>
     <w:p>
-      <w:r>
-        <w:t xml:space="preserve">URL: </w:t>
-      </w:r>
       <w:hyperlink r:id="rId40">
         <w:r>
           <w:t>http://www.reflexoesdofilosofo.blog.br/2014/03/tzvetan-ponde-safatle.html</w:t>
@@ -2892,9 +2796,6 @@
       </w:r>
     </w:p>
     <w:p>
-      <w:r>
-        <w:t xml:space="preserve">URL: </w:t>
-      </w:r>
       <w:hyperlink r:id="rId41">
         <w:r>
           <w:t>http://www.reflexoesdofilosofo.blog.br/2014/03/consumo.html</w:t>
@@ -2949,9 +2850,6 @@
       </w:r>
     </w:p>
     <w:p>
-      <w:r>
-        <w:t xml:space="preserve">URL: </w:t>
-      </w:r>
       <w:hyperlink r:id="rId42">
         <w:r>
           <w:t>http://www.reflexoesdofilosofo.blog.br/2014/02/cavalidade.html</w:t>
@@ -3022,9 +2920,6 @@
       </w:r>
     </w:p>
     <w:p>
-      <w:r>
-        <w:t xml:space="preserve">URL: </w:t>
-      </w:r>
       <w:hyperlink r:id="rId43">
         <w:r>
           <w:t>http://www.reflexoesdofilosofo.blog.br/2014/01/comunicacao-virtual.html</w:t>
@@ -3089,9 +2984,6 @@
       </w:r>
     </w:p>
     <w:p>
-      <w:r>
-        <w:t xml:space="preserve">URL: </w:t>
-      </w:r>
       <w:hyperlink r:id="rId44">
         <w:r>
           <w:t>http://www.reflexoesdofilosofo.blog.br/2014/01/o-outro-e-o-sorrir.html</w:t>
